--- a/example_articles/states/New Hampshire/2.states_New Hampshire_New_York_Times.docx
+++ b/example_articles/states/New Hampshire/2.states_New Hampshire_New_York_Times.docx
@@ -29,17 +29,17 @@
     </w:p>
     <w:p>
       <w:r>
-        <w:t>Source File: NYT/53.DOCX</w:t>
+        <w:t>Source file: NYT/53.DOCX</w:t>
       </w:r>
     </w:p>
     <w:p>
       <w:r>
-        <w:t>Raw locations result: ['New Hampshire']</w:t>
+        <w:t>Raw locations result, 'locations': ['New Hampshire']</w:t>
       </w:r>
     </w:p>
     <w:p>
       <w:r>
-        <w:t>states_stand_flat (Standardized): New Hampshire</w:t>
+        <w:t>Standardized locations result, 'states_stand_flat': New Hampshire</w:t>
       </w:r>
     </w:p>
     <w:p>

--- a/example_articles/states/New Hampshire/2.states_New Hampshire_New_York_Times.docx
+++ b/example_articles/states/New Hampshire/2.states_New Hampshire_New_York_Times.docx
@@ -7,9 +7,7 @@
         <w:pStyle w:val="Heading1"/>
       </w:pPr>
       <w:r>
-        <w:t>AT WORK WITH: Cookie Johnson;</w:t>
-        <w:br/>
-        <w:t>Moving Forward, With Hope</w:t>
+        <w:t>THE 2004 CAMPAIGN: THE NORTH CAROLINA SENATOR; Political Inexperience Is a Plus, Not a Liability, Edwards Says</w:t>
       </w:r>
     </w:p>
     <w:p>
@@ -19,17 +17,17 @@
     </w:p>
     <w:p>
       <w:r>
-        <w:t>Date: 1996-05-02</w:t>
+        <w:t>Date: 2004-01-04</w:t>
       </w:r>
     </w:p>
     <w:p>
       <w:r>
-        <w:t>Section: Section C; ; Section C;  Page 1;  Column 1;  Home Desk ; Column 1; ; Biography</w:t>
+        <w:t>Section: Section 1; Column 3; National Desk; Pg. 12</w:t>
       </w:r>
     </w:p>
     <w:p>
       <w:r>
-        <w:t>Source file: NYT/53.DOCX</w:t>
+        <w:t>Source file: NYT/37.DOCX</w:t>
       </w:r>
     </w:p>
     <w:p>
@@ -51,83 +49,48 @@
     </w:p>
     <w:p>
       <w:r>
-        <w:t>Her face somber, Cookie Johnson recalled that evening in November 1991 when her husband, Earvin Johnson, walked into the den of their Beverly Hills home. She was sitting there with a girlfriend about to watch a Los Angeles Lakers game.</w:t>
+        <w:t>From the start, Senator John Edwards of North Carolina has been dogged by two questions about his bid for the Democratic nomination: Is he old enough and does he have the experience to be president?</w:t>
         <w:br/>
-        <w:t>"He came walking in the door and I thought he was going to be on TV," Mrs. Johnson said. "I knew something was wrong, really wrong. And when my girlfriend left he sat down and said, 'I've got something to tell you.' And I said, 'What is it?' And he came right out and said it. And I was devastated."</w:t>
+        <w:t xml:space="preserve">     Mr. Edwards sought to put those doubts to rest in a two-day swing here by emphasizing his age, 50, and by seeking to turn his inexperience into a virtue. </w:t>
         <w:br/>
-        <w:t>What Earvin (Magic) Johnson told his wife was that he was infected with H.I.V., the virus that causes AIDS -- a revelation that was made public on Nov. 7, 1991, when the Lakers point guard, one of the most charismatic athletes of the last decade, announced that he was retiring.</w:t>
+        <w:t xml:space="preserve"> "People will say to me, 'Now wait a minute, how old are you?' " Mr. Edwards told voters on Saturday at a home in Portsmouth, flashing the boyish grin and wrinkle-free face that are a blessing and a curse. "I am 50 years old. I want everybody to know that."</w:t>
         <w:br/>
-        <w:t>The stunning announcement somehow confirmed, for many, that AIDS was, indeed, a disease without sexual or social boundaries. But for Cookie Johnson the revelation was not only shocking, it was scary. They had been married for less than a year, but had been more or less living together for several years before that and had been friendly since the 1970's when they were students at Michigan State. Two days before Magic told his wife he was infected, Mrs. Johnson was told by her doctor that she was pregnant.</w:t>
+        <w:t>Mr. Edwards, a first-term senator who has spent most of his adult life as a trial lawyer, said his long years outside Washington were actually an attribute that helped distinguish him in a crowded field of nine candidates, many of them promoting their long resumes in government or, in the case of Gen. Wesley K. Clark, the military.</w:t>
         <w:br/>
-        <w:t>"When Earvin came in and told me, the first thing I thought of was him, and then me and then I went, 'Oh my God, the baby, what about the baby?' " she recalled. "And that's when I kind of got hysterical."</w:t>
+        <w:t>"I have a question for you," Mr. Edwards said. "Do you think that most people who have spent most of their life in politics or have been in Washington for decades are going to change this country? If you do, there are lots of other candidates to choose from."</w:t>
         <w:br/>
-        <w:t>Seated in a conference room at her husband's business office in Beverly Hills, sipping mineral water, Mrs. Johnson, 37, recalled her worst moment, and talked about the uncertain future, with candor, friendliness and even humor.</w:t>
+        <w:t>If the point still was not clear, on Saturday Mr. Edwards returned to the spot where John F. Kennedy began his presidential campaign and delivered a heavily promoted speech promising that "together we can change America" by instilling optimism and bridging the divide between "two Americas," one rich and the other poor.</w:t>
         <w:br/>
-        <w:t>An attractive woman with a smile as disarmingly open and winning as her husband's, Mrs. Johnson seems alternately shy and straightforward, almost at the same time. She was dressed in designer jeans, a denim shirt and glistening leather boots, an outfit that she wears most of the time, even to some business meetings.</w:t>
+        <w:t>Mr. Kennedy, who was 43 when elected, "came here to talk about hope, optimism, the future of America," Mr. Edwards said on the steps of Nashua City Hall, with a commemorative bust of Mr. Kennedy several feet in front of him.</w:t>
         <w:br/>
-        <w:t>Mrs. Johnson laughed when asked her real name. Even most of her friends don't know that her first name is Earleatha, and she didn't actually learn it until her first day in kindergarten when the teacher read everyone's name aloud. She was named after her father, whose name is Early.</w:t>
+        <w:t>"He did not come here to talk about anger," Mr. Edwards said. "He did not come here to talk about cynicism, because John Kennedy knew that cynicism did not build America. Optimism built America."</w:t>
         <w:br/>
-        <w:t>"My mother named me Cookie," she said, "and I don't know where she got it from."</w:t>
+        <w:t>In an interview, Mr. Edwards said he needed to draw a sharper contrast between himself and the other candidates.</w:t>
         <w:br/>
-        <w:t>Mrs. Johnson said that she uses the offices to immerse herself in AIDS work, especially talking at elementary schools and high schools about AIDS awareness and prevention. The Magic Johnson Foundation, the nonprofit group Magic founded in December 1991 to promote AIDS awareness, is headquartered here. Just the other day, Mrs. Johnson completed a video with several other women aimed at educating black women about AIDS.</w:t>
+        <w:t>"I had a very powerful and compelling experience before I went to the Senate and during the time I have been in the Senate," he said. "I want to make sure people know what the difference is between me and them."</w:t>
         <w:br/>
-        <w:t>Her life had hardly prepared her for this. Although she grew up in a stolid working-class family in Detroit -- her father drove a forklift at a Ford auto plant -- Mrs. Johnson had grown accustomed to the luxurious, if unsettling, role as the wife of a great athlete.</w:t>
+        <w:t>Mr. Edwards has struggled to break out of the middle of the pack of candidates and to establish himself as the moderate most likely to stop Howard Dean from winning the nomination. He has lagged in polls here, climbing no higher than fifth or sixth place despite intensive campaigning.</w:t>
         <w:br/>
-        <w:t>"The baby -- that terrified me," she said. "The first thing they told me is usually if the mother is H.I.V.-negative, then the baby is negative. Nobody can tell you why, but that's what they know. So when they found out I was negative they said the baby would be O.K. And then as I got into my fifth month and had my amniocentesis they said the baby was completely negative. But still in the back of my mind the whole pregnancy was so frightening. There was still no 100 percent guarantee the baby was O.K."</w:t>
+        <w:t>His advisers say he needs to finish third or better in this state's primary, on Jan. 27, and in the Iowa caucuses, on Jan. 19. Strong finishes, they say, will give him momentum for the South Carolina primary on Feb. 3, which begins a set of Southern primaries that Mr. Edwards is depending on to stop Dr. Dean.</w:t>
         <w:br/>
-        <w:t>The Johnson's son, Earvin 3d, is now a healthy 3-year-old, and they have an adopted a 1-year-old daughter, Elisa. Elisa sat on Cookie's lap during Magic's comeback game against the Golden State warriors last Jan. 30. Earvin 3d sat beside them cheering. Magic also has a 13-year-old son, Andre, who lives in Lansing, Mich., with his mother.</w:t>
+        <w:t>"Let's win -- " Mr. Edwards blurted at the end of one speech, quickly amending that to "do well in New Hampshire."</w:t>
         <w:br/>
-        <w:t>Mrs. Johnson says she has never borne anger toward her husband.  Magic says that he apparently contracted H.I.V. through unprotected sex with one, or several, of the women who are almost routinely available to traveling athletes.</w:t>
+        <w:t>Political analysts say Mr. Edwards's centrist views -- he voted for the war in Iraq -- play better with working class voters, who tend to be moderate or conservative. But he has lost ground with liberals who have flocked to Dr. Dean.</w:t>
         <w:br/>
-        <w:t>"I've never felt angry at him, because it wasn't like he knew anything, it wasn't like it happened while we were married," she said calmly. "I was just scared for both of us. And I dealt with it, and still deal with it, spiritually. I've gotten deeper into my religion. I just turned it over to the Lord and put it in His hands and that's how I deal with it. I'm going to let Him take care of it, and we pray for Earvin's healing and we go on and live our days, from day to day."</w:t>
+        <w:t>"He's barely made inroads with liberals, and chances are liberals will be half of the electorate," said Dante Scala, an associate professor at the New Hampshire Institute of Politics at St. Anselm College. "And he has been fighting for moderates and conservatives with four other candidates."</w:t>
         <w:br/>
-        <w:t>For years she had played the dutiful background role as the basketball girlfriend and then wife, a role that, Mrs. Johnson said, was made difficult by the almost inevitable problem encountered by women whose boyfriends or husbands are stars with a magnetic lure for women.</w:t>
+        <w:t>That dynamic was on display as Mr. Edwards campaigned over the past two days in the state.</w:t>
         <w:br/>
-        <w:t>"It's hard, it's hard," Mrs. Johnson sad. At that point, their 10-year relationship was a rocky one, with long separations and periodic break-ups. Mrs. Johnson worked for several years as a buyer in a department store in Toledo, Ohio, and finally moved to Los Angeles in 1989, at Magic's request.</w:t>
+        <w:t>On Saturday he found himself in a protracted exchange with a self-described liberal who plans to support Dr. Dean or General Clark. The voter asked how Mr. Edwards could have been "snookered" by Mr. Bush into supporting the war against Iraq, even though no unconventional weapons have been found.</w:t>
         <w:br/>
-        <w:t>"We broke up so much because there were things that were happening that I didn't like," she said. "It was easier to have a long-distance relationship with him than to move out here. That was my way of dealing with it.</w:t>
+        <w:t>"This is not an issue of being snookered," Mr. Edwards countered, saying he had believed Saddam Hussein posed a serious threat to the country. "I did what I thought was right and responsible."</w:t>
         <w:br/>
-        <w:t>"When I came here to visit he always respected me," she said slowly. "I never got any disrespect. I never had any run-ins with other women or anything like that. It's not that I thought he was a saint. But I didn't know what was happening, and I preferred it that way. Being long distance, you're not around, you don't see or hear certain things. There's nothing to get mad about. And I knew if I lived here it would have been different, I never could have dealt with it. And yet, deep down, you know what? I knew he loved me, and I loved him.</w:t>
+        <w:t>Mr. Edwards no longer raises Iraq directly in his stump speech. Instead, he is heading into the final dash to the early primaries by contrasting his optimistic message with the sniping of other candidates, and by arguing that his years fighting big corporations and insurance companies in the courtroom prepared him to take on President Bush.</w:t>
         <w:br/>
-        <w:t>"I finally told him, 'All right, I'll move to L.A., but I will not live with you.' I need to have my own job. I need to have my own security. It just scared me to be so dependent on somebody and then, boom, they just drop you like that."</w:t>
+        <w:t>"I am so ready for this fight,' Mr. Edwards said on Friday night. "I have been preparing for this fight my entire life, and you have got to give me a shot at George Bush."</w:t>
         <w:br/>
-        <w:t>They married in 1991.</w:t>
         <w:br/>
-        <w:t>In addition to her deepening need for religion (the Johnsons are active in the West Angeles Church of God and Christ), Mrs. Johnson says her life has changed in fundamental ways. She has taken a virtual crash course in AIDS research. And her needs and outlook have shifted.</w:t>
-        <w:br/>
-        <w:t>"Every moment becomes important," she said. "We don't put things off now."</w:t>
-        <w:br/>
-        <w:t>It helps, of course, to have a lot of money. Magic has marketed his name and proven to be a shrewd businessman; his proudest investment is the six-month-old Magic Johnson Theatres in South Central Los Angeles, a successful 12-screen movie complex that he plans to replicate in black neighborhoods in Atlanta, Houston and other cities.</w:t>
-        <w:br/>
-        <w:t>Once a year, Mrs. Johnson says, they set business and basketball aside for "a fabulous vacation."</w:t>
-        <w:br/>
-        <w:t>"We rent a yacht and we cruise the Mediterranean, and we go to France and Italy," she said. "We just live life at the most we can.</w:t>
-        <w:br/>
-        <w:t>"You know how little things used to bother you," she said. "Well now it's, like, nothing. Things just roll off our heads and we just keep going because there's a bigger issue up there. And there are certain things that are important.</w:t>
-        <w:br/>
-        <w:t>"After the first emotional week I started going, 'O.K., we've got to take action on how to keep Earvin healthy,' " she recalled. "The doctors said, 'We don't have a cure yet, but we're working on sustaining people and these are the things you can do.' And we got into the research. Working out and eating the right foods to boost the immune system."</w:t>
-        <w:br/>
-        <w:t>She hired a cook and, with the advice of doctors, worked out a diet. "Organic vegetables and fruits, organic everything, even meat," she said. "Garlic is excellent, and green, leafy vegetables are really good for the immune system. We try to avoid things with chemicals."</w:t>
-        <w:br/>
-        <w:t>Mrs. Johnson declined to talk about the medicine her husband takes. "I don't even know exactly what combination of things he's taking," she said. Two months ago, Newsweek reported that he was taking AZT and that he had visited a Kenyan clinic for treatment.</w:t>
-        <w:br/>
-        <w:t>Magic has grown almost obsessed, by his wife's account, in building up his body, as if trying to ward off the disease. Before he returned full time to the basketball court at age 36, he sometimes did 700 -- yes, 700 -- situps daily. He worked out 90 minutes with weights and on the treadmill. He spent hours playing pickup basketball games. Magic gained nearly 30 pounds, most of it muscle, which slowed him down when he returned to the Lakers in January.</w:t>
-        <w:br/>
-        <w:t>Mrs. Johnson said that she was ambivalent about her husband's return to basketball. "We had finally gotten to a plateau where it was kind of calm, nobody bothered us, we didn't have to worry about The National Enquirer trying to make up a story," she said. "We had a close-to-normal life. There wasn't like mobs of people anymore. Do you know what I'm saying? I liked my privacy."</w:t>
-        <w:br/>
-        <w:t>But Magic yearned to come back, she said. He had made appearances in 1992, playing in National Basketball Association All-Star game and then as a member of the United States "Dream Team" in the Barcelona Olympics. He tried to come back with the Lakers that year, but some N.B.A. players openly expressed fears of playing against him. He became a Laker's coach for the last 16 games of the 1993-94 season but decided not to keep the job.</w:t>
-        <w:br/>
-        <w:t>In the intervening years, N.B.A. players have learned more about AIDS, and Magic's decision to return last year was welcomed with few exceptions. Mrs. Johnson said that what clinched his decision was an invitation for him to play in a pickup game organized by Michael Jordan last summer while the Bulls star was making a film at Warner Brothers.  Among the players were Jordan, Dennis Rodman, Pooh Richardson and Magic's friend, the former N.B.A. player Lester Conner.</w:t>
-        <w:br/>
-        <w:t>"Earvin came home that night and he was, like, glowing and bursting," Mrs. Johnson said. "I mean, I was asleep. And he woke me up and said, 'I busted them.' And I think that was the one thing that did it. To play against Michael Jordan was like big proof that he could definitely do it.</w:t>
-        <w:br/>
-        <w:t>"I could see in his eyes that he really wanted to go back to the Lakers, and I felt like, you know what, if he really needs to do it, let's just go back to it."</w:t>
-        <w:br/>
-        <w:t>Although his return was initially hampered by a calf injury and tendinitis, Magic's performance has been a strong one. The Lakers will next play the Houston Rockets on May 2 in a first-round playoff series -- the Lakers trail 2 games to 1. And while Magic has not said definitively that he will continue playing next season, most people in basketball expect him to return.</w:t>
-        <w:br/>
-        <w:t>Mrs. Johnson makes it plain that she has mixed feelings about that. On one hand, her husband seems to crave basketball stardom. On the other hand, she misses him.</w:t>
-        <w:br/>
-        <w:t>"I try to go to all the home games, but the road, it's not practical for me," she said quietly. "We have children, the children are in school, when do you have time to go? I'm not going to leave my children and I'm not going to drag them across the country. What's happening now -- this is something I have to get used to."</w:t>
+        <w:t>http://www.nytimes.com</w:t>
         <w:br/>
         <w:br/>
         <w:t>Graphic</w:t>
@@ -135,7 +98,7 @@
         <w:br/>
         <w:t xml:space="preserve"> </w:t>
         <w:br/>
-        <w:t>Photos: Cookie Johnson and her son, Earvin 3d, on Halloween. (Janet Winter/Celebrity Photo) (pg. C1); Cookie Johnson, at a party last year, is ambivalent about the return to basketball by her husband, Magic Johnson. (Russell Einhorn/Gamma Liaison) (pg. C4)</w:t>
+        <w:t>Photo: Senator John Edwards at a stop yesterday in Nashua, N.H. (Photo by Getty Images)</w:t>
       </w:r>
     </w:p>
     <w:sectPr>

--- a/example_articles/states/New Hampshire/2.states_New Hampshire_New_York_Times.docx
+++ b/example_articles/states/New Hampshire/2.states_New Hampshire_New_York_Times.docx
@@ -7,7 +7,7 @@
         <w:pStyle w:val="Heading1"/>
       </w:pPr>
       <w:r>
-        <w:t>THE 2004 CAMPAIGN: THE NORTH CAROLINA SENATOR; Political Inexperience Is a Plus, Not a Liability, Edwards Says</w:t>
+        <w:t>How Did New Hampshire Shift to Blue-ish?; Jane Coaston</w:t>
       </w:r>
     </w:p>
     <w:p>
@@ -17,17 +17,17 @@
     </w:p>
     <w:p>
       <w:r>
-        <w:t>Date: 2004-01-04</w:t>
+        <w:t>Date: 2024-01-22</w:t>
       </w:r>
     </w:p>
     <w:p>
       <w:r>
-        <w:t>Section: Section 1; Column 3; National Desk; Pg. 12</w:t>
+        <w:t>Section: OPINION</w:t>
       </w:r>
     </w:p>
     <w:p>
       <w:r>
-        <w:t>Source file: NYT/37.DOCX</w:t>
+        <w:t>Source file: NYT/3.DOCX</w:t>
       </w:r>
     </w:p>
     <w:p>
@@ -49,56 +49,83 @@
     </w:p>
     <w:p>
       <w:r>
-        <w:t>From the start, Senator John Edwards of North Carolina has been dogged by two questions about his bid for the Democratic nomination: Is he old enough and does he have the experience to be president?</w:t>
+        <w:t>Donald Trump won Iowa and wants to win New Hampshire and seal up the nomination. Nikki Haley wants to come from behind, win New Hampshire, and gain some momentum before heading to her home state of South Carolina.</w:t>
         <w:br/>
-        <w:t xml:space="preserve">     Mr. Edwards sought to put those doubts to rest in a two-day swing here by emphasizing his age, 50, and by seeking to turn his inexperience into a virtue. </w:t>
+        <w:t>What matters to people in New Hampshire? How has the state's Republican Party, which gets a major say in the politics of the rest of the country, changed over the last decade with Mr. Trump in the mix? New Hampshire is a very different state from Iowa: In New England, they're less interested in abortion, and more interested in the kinds of working-class populism once espoused by a figure like Pat Buchanan and now personified (if not exemplified) by Donald Trump. So I spoke with Dante Scala, a professor of political science at the University of New Hampshire and an expert in presidential primaries and New Hampshire politics.</w:t>
         <w:br/>
-        <w:t xml:space="preserve"> "People will say to me, 'Now wait a minute, how old are you?' " Mr. Edwards told voters on Saturday at a home in Portsmouth, flashing the boyish grin and wrinkle-free face that are a blessing and a curse. "I am 50 years old. I want everybody to know that."</w:t>
+        <w:t>This interview has been edited for length and clarity and is part of an Opinion Q. and A. series exploring modern conservatism today, its influence in society and politics and how and why it differs (and doesn't) from the conservative movement that most Americans thought they knew.</w:t>
         <w:br/>
-        <w:t>Mr. Edwards, a first-term senator who has spent most of his adult life as a trial lawyer, said his long years outside Washington were actually an attribute that helped distinguish him in a crowded field of nine candidates, many of them promoting their long resumes in government or, in the case of Gen. Wesley K. Clark, the military.</w:t>
+        <w:t>Jane Coaston: We spoke just before the Iowa caucus and you said that you believed that Nikki Haley was in a strong second place in New Hampshire after Chris Christie's exit from the race. What did you make of the Iowa results?</w:t>
         <w:br/>
-        <w:t>"I have a question for you," Mr. Edwards said. "Do you think that most people who have spent most of their life in politics or have been in Washington for decades are going to change this country? If you do, there are lots of other candidates to choose from."</w:t>
+        <w:t>Dante Scala: Haley will have to improve her performance markedly among New Hampshire conservatives in order to succeed here. The split between moderates and conservatives out in Iowa regarding Haley was eye-popping.</w:t>
         <w:br/>
-        <w:t>If the point still was not clear, on Saturday Mr. Edwards returned to the spot where John F. Kennedy began his presidential campaign and delivered a heavily promoted speech promising that "together we can change America" by instilling optimism and bridging the divide between "two Americas," one rich and the other poor.</w:t>
+        <w:t>[Before the caucuses, Mr. Scala also mentioned that if Ron DeSantis and Vivek Ramaswamy also dropped out before the New Hampshire primary, as has since happened, it could be a problem for Ms. Haley in New Hampshire.]</w:t>
         <w:br/>
-        <w:t>Mr. Kennedy, who was 43 when elected, "came here to talk about hope, optimism, the future of America," Mr. Edwards said on the steps of Nashua City Hall, with a commemorative bust of Mr. Kennedy several feet in front of him.</w:t>
+        <w:t>Coaston: What separates New Hampshire Republicans from Iowa Republicans in terms of their outlook, their interests, their backgrounds?</w:t>
         <w:br/>
-        <w:t>"He did not come here to talk about anger," Mr. Edwards said. "He did not come here to talk about cynicism, because John Kennedy knew that cynicism did not build America. Optimism built America."</w:t>
+        <w:t>Scala: Two main things, I think. Haley said how New Hampshire corrects Iowa and so forth, and that wasn't the most politic thing to say, but there is some truth to it. It's one reason why Iowa winners typically don't gain momentum in New Hampshire. It's not as if New Hampshire voters haven't heard of them, but they know what they stand for and they tend to reject it. And what Iowa winners tend to stand for is religious conservatism, evangelicalism, social conservatism, and all of those things are lacking in New Hampshire. We are a very unchurched state as a whole, right?</w:t>
         <w:br/>
-        <w:t>In an interview, Mr. Edwards said he needed to draw a sharper contrast between himself and the other candidates.</w:t>
+        <w:t>Very few people go to church here or any kind of religious services regularly, and coincidentally, we tend to be — and this includes Republicans — rather socially moderate on issues like abortion and gay marriage. A typical New Hampshire Republican, I would say, wishes that the abortion issue would just go away. 'Do we really have to talk about it so much?' A lot of them are in that rather ambivalent, mushy middle of the country when it comes to abortion politics. But what's more, they don't want that to be the issue. That's one reason why 2022 was such a nightmare for New Hampshire Republicans, aside from some of the candidates they actually nominated. It was that abortion was on the front burner, and the burner was turned up as high as it could be.</w:t>
         <w:br/>
-        <w:t>"I had a very powerful and compelling experience before I went to the Senate and during the time I have been in the Senate," he said. "I want to make sure people know what the difference is between me and them."</w:t>
+        <w:t>There are social conservatives, don't get me wrong, but they do find themselves on the short end of the stick here. There's also — you hear it especially with Ron DeSantis — there's big state versus little state or small state conservatism, and DeSantis with some of his actions in Florida taking on corporations like Disney. He tends to want to use the power of the state in conflicts over culture and so forth. Chris Sununu on the other hand has kind of taken pains to separate himself from DeSantis-style conservatism. On education, he would say: Leave it to the localities, leave it to the towns and municipalities to figure that out. So there's that as well in New Hampshire, this kind of big state versus small state conservatism.</w:t>
         <w:br/>
-        <w:t>Mr. Edwards has struggled to break out of the middle of the pack of candidates and to establish himself as the moderate most likely to stop Howard Dean from winning the nomination. He has lagged in polls here, climbing no higher than fifth or sixth place despite intensive campaigning.</w:t>
+        <w:t>Coaston: How has Trump changed the Republican Party over the last eight years? And more specifically, how has he changed the kinds of things that voters want from political leadership?</w:t>
         <w:br/>
-        <w:t>His advisers say he needs to finish third or better in this state's primary, on Jan. 27, and in the Iowa caucuses, on Jan. 19. Strong finishes, they say, will give him momentum for the South Carolina primary on Feb. 3, which begins a set of Southern primaries that Mr. Edwards is depending on to stop Dr. Dean.</w:t>
+        <w:t>Scala: On the one hand, elites love to tell the story of the primary as this kind of one grand town hall meeting where the townspeople go and ask ever-so-well-prepared questions of the candidate. And the voters deliberate long and hard, see several candidates multiple times, and engage in this exercise in deliberative democracy. That's how elites like to tell it.</w:t>
         <w:br/>
-        <w:t>"Let's win -- " Mr. Edwards blurted at the end of one speech, quickly amending that to "do well in New Hampshire."</w:t>
+        <w:t>But another history of the New Hampshire primary is much more raw and it's much more populist, and it's much more of a working-class image. You can date it back to Pat Buchanan in the 1990s. I think you can really draw a line from Buchanan in '92 and '96 to Donald Trump, circa 2016, except of course Trump was more successful, and it's that working-class populism. That's always been here in New Hampshire politics. One of the real divides among New Hampshire Republicans is along lines of social class and educational attainment.</w:t>
         <w:br/>
-        <w:t>Political analysts say Mr. Edwards's centrist views -- he voted for the war in Iraq -- play better with working class voters, who tend to be moderate or conservative. But he has lost ground with liberals who have flocked to Dr. Dean.</w:t>
+        <w:t>Polarization by education plays a real role. It has for a long time, and it does today because of Trump. In some ways Trump is a good fit for New Hampshire Republicans because … I mean, Trump never came across as especially religious in 2016, just like a lot of New Hampshire Republicans. A lot of New Hampshire Republicans might mispronounce 2 Corinthians the same way Trump did. Typically the traditional view of the New Hampshire Republican is someone who's fiscally conservative — someone who's all about taxes and budgets. But Trump's style of populism really put that style of New Hampshire conservatism on the back foot.</w:t>
         <w:br/>
-        <w:t>"He's barely made inroads with liberals, and chances are liberals will be half of the electorate," said Dante Scala, an associate professor at the New Hampshire Institute of Politics at St. Anselm College. "And he has been fighting for moderates and conservatives with four other candidates."</w:t>
+        <w:t>Coaston: How did Chris Christie's exit impact the race?</w:t>
         <w:br/>
-        <w:t>That dynamic was on display as Mr. Edwards campaigned over the past two days in the state.</w:t>
+        <w:t>Scala: I saw a mailer that came from Trump's super PAC on one side was Chris Christie, and it described Chris Christie as the only anti-Trump Republican in the race. The true anti-Trump Republican. And on the other side of the mailer was Nikki Haley, and it described Nikki Haley as a MAGA Republican. And now of course, that mailer came a little bit late. But what's the psychology of the Chris Christie voter who's been left at the altar, so to speak, right?</w:t>
         <w:br/>
-        <w:t>On Saturday he found himself in a protracted exchange with a self-described liberal who plans to support Dr. Dean or General Clark. The voter asked how Mr. Edwards could have been "snookered" by Mr. Bush into supporting the war against Iraq, even though no unconventional weapons have been found.</w:t>
+        <w:t>I mean, you were 12 days away from voting for Christie, and now your vote is up for grabs and your candidate deserted you. What's their willingness to settle? And if they settle, I suspect they're going to be settling for Nikki Haley because they can live with her. But are they going to cast a vote for someone who is not as anti-Trump as they would like because it's the only chance they have to beat Trump?</w:t>
         <w:br/>
-        <w:t>"This is not an issue of being snookered," Mr. Edwards countered, saying he had believed Saddam Hussein posed a serious threat to the country. "I did what I thought was right and responsible."</w:t>
+        <w:t>That goes for moderate Republicans, but Democratic-leaning independent, or undeclared voters as we call them here — what are they going to do? Do they see Haley as a bridge too far because in a lot of ways she's a rather conventional Republican, or do they desire so much to take it to Trump? Do they desire so much to cause him pain at the ballot box that they're willing to cross party lines and cast a vote for Haley? Basically, I think Haley's the only game in town for those Christie voters, but as Christie himself said numerous times, you definitely are settling for something less than you would've wished. But it's a quadrennial event; people get caught up in the excitement. If it really does come down to one or the other, Haley or Trump, that could be hard to resist because what we've seen play out in New Hampshire generally speaking during the Trump years is, it's rocket fuel for the opposition.</w:t>
         <w:br/>
-        <w:t>Mr. Edwards no longer raises Iraq directly in his stump speech. Instead, he is heading into the final dash to the early primaries by contrasting his optimistic message with the sniping of other candidates, and by arguing that his years fighting big corporations and insurance companies in the courtroom prepared him to take on President Bush.</w:t>
+        <w:t>Coaston: In September you wrote, "It's exceedingly difficult to find a campaign here trying to build something that connects with citizens, that makes its presence known in communities." Does that end up being the case in New Hampshire? How has the primary system changed over the past few decades? I know those are two questions, but just kind of wanted your take about that.</w:t>
         <w:br/>
-        <w:t>"I am so ready for this fight,' Mr. Edwards said on Friday night. "I have been preparing for this fight my entire life, and you have got to give me a shot at George Bush."</w:t>
+        <w:t>Scala: I would say, OK, since I wrote that of the campaigns out there, I think Haley was trying to make the most strides in building local organization. I did see a couple of Trump canvassers this week. I guess the difference between Haley and, say, campaigns of bygone years is building that local organization would've started months earlier than it did this time around.</w:t>
         <w:br/>
+        <w:t>But how much of that was a party thing? How much of that is that campaigns no longer buy into physical organizational infrastructure the way they did with the advent of social media and so forth? How much of it was simply that in the shadow of Trump it was difficult to grow anything?</w:t>
         <w:br/>
-        <w:t>http://www.nytimes.com</w:t>
+        <w:t>I do think that's one clear difference we see now versus then, is in bygone years I would hear is you start building a campaign with house parties, and then you gradually build so that your campaign can fill bigger and bigger rooms until you're filling, let's say middle school auditoriums with several hundred people the week before the primary.</w:t>
         <w:br/>
+        <w:t>I think a lot of that is gone now, in part because, and this is true for Democrats as well as Republicans, you have the nationalization of the nomination process where campaigns need to become very big very quickly, and to build a national ID very quickly. So like a Pete Buttigieg, for example, perhaps back in the day, he would've been one of those who built slowly, slowly, slowly. But I'd say for the last 20 years, it's more kind of go big or go home.</w:t>
         <w:br/>
-        <w:t>Graphic</w:t>
+        <w:t>Coaston: What are New Hampshire voters looking for?</w:t>
         <w:br/>
+        <w:t>Scala: Well, among Republicans, probably a pretty close to a majority were never looking for anyone else but the person they knew so well, Donald Trump. To me, this whole past year makes a lot more sense if you think about Donald Trump as the Ronald Reagan of his day. Now, obviously there are limits to that parallel, Reagan stood for different things and all that's true, but in terms of being a dominant figure. I mean, I got here to New Hampshire for the 2000 cycle so I've been here for several now, and I remember before Trump it always seemed to be like Ronald Reagan was always the lodestar that candidates would reference or recall.</w:t>
         <w:br/>
-        <w:t xml:space="preserve"> </w:t>
+        <w:t>It was always about Reaganism, but all along the way, Reaganism was becoming increasingly stale as time passed. But there wasn't a replacement for Reagan. There was McCain and so forth, but there was never really McCainism, there was the candidate, That changed with Trump. As some of my colleagues have written, he kind of defines ideological labels now. You're kind of defined ideologically by what you think about Trump.</w:t>
         <w:br/>
-        <w:t>Photo: Senator John Edwards at a stop yesterday in Nashua, N.H. (Photo by Getty Images)</w:t>
+        <w:t>For others, they're in a bit of a quandary. You scratch the surface, what was Christie for? We know what he's against, but what is he for? It was this same old warmed-over Reagan-Bushism, right? There's some nostalgia that's present among New Hampshire Republicans, but in some ways the nostalgia is a bit, again, it fills a vacuum because the party has changed with Trump in a way that a coherent counter alternative has not yet solidified. Maybe Haley will find a way to do it, but I think even Haley or DeSantis, they're going to incorporate parts of Trumpism into their profile.</w:t>
+        <w:br/>
+        <w:t>I remember several years ago seeing the former editor and publisher of the Union Leader, Joe McQuaid and Judd Gregg, former senator, and they were on a panel, and it was fascinating because they both once upon a time represented that working class versus New England upper class split that, as I mentioned, kind of defined a New Hampshire Republican Party for so long. But then these two were on a panel and they both were kind of anti-Trump.</w:t>
+        <w:br/>
+        <w:t>And it was fascinating to see them both on the same side of something, but I think finding that alternative to Trumpism and kind of awakening to the realities of the party. There are lots of college-educated Republicans who looked around and said to themselves in 2016, who are all these people supporting Trump? It's the old Pauline Kael joke, right? Now, maybe they do know some of those people, but they don't know how to beat him yet.</w:t>
+        <w:br/>
+        <w:t>[The film critic Pauline Kael said, "I live in a rather special world. I only know one person who voted for Nixon. Where they are I don't know. They're outside my ken. But sometimes when I'm in a theater I can feel them."]</w:t>
+        <w:br/>
+        <w:t>Coaston: Do New Hampshire voters see Trump as conservative? And what does the conservative label mean today in New Hampshire? Is it a political identity or kind of a yardstick of an ideology that's less relevant today?</w:t>
+        <w:br/>
+        <w:t>Scala: What's interesting to me, and we see this nationally as well, is that back in 2016 Trump was rather nonideological. He came to the table with some very heterodox, unorthodox ideas like protecting spending on entitlements, for instance. That was anything but conservative, at least as traditionally defined, but it's a testament to Trump's power that nowadays we look nationally where do very conservative Republicans place themselves? Firmly behind Trump.</w:t>
+        <w:br/>
+        <w:t>Coaston: So my last question, it sounds simple, but I don't think it is. Why wouldn't Trump win the New Hampshire primary pretty handily?</w:t>
+        <w:br/>
+        <w:t>Scala: Why wouldn't he? He wouldn't win the New Hampshire primary because the electorate turned out to be bigger and more moderate than was expected, both by most pollsters perhaps, and by the Trump campaign itself. I think that in a nutshell is the reason why he would not win, because the electorate, because an awful lot of people jump into the pool, so to speak, including from that body of independent or undeclared voters who are here as free agents who can participate in either party's primary here in New Hampshire. I mean, on the Democratic side, the Democratic primary if polling's any indication, and there are other indications as well, Dean Phillips isn't catching fire.</w:t>
+        <w:br/>
+        <w:t>A lot of people are going to write in Biden. The action is on the Republican side, and Christie's departure only adds to that. The Trump canvassers handed me a card when they came to the door, and on the card it said something along the lines of liberals are invading our primary and we have to stop them. That speaks, I think, to the conventional wisdom that Trump's campaign is much more sophisticated than it was eight years ago. And those two mail pieces confirmed that to me, and they also confirmed that they're concerned that it is competitive.</w:t>
+        <w:br/>
+        <w:t>They're running a campaign that will win according to a set of parameters, including turnout. Even the best laid campaign, the best operated campaign can lose control of the parameters of a New Hampshire primary. That's why they might lose.</w:t>
+        <w:br/>
+        <w:t>The Times is committed to publishing a diversity of letters to the editor. We'd like to hear what you think about this or any of our articles. Here are some tips. And here's our email: letters@nytimes.com.</w:t>
+        <w:br/>
+        <w:t>Follow the New York Times Opinion section on Facebook, Instagram, TikTok, X and Threads.</w:t>
+        <w:br/>
+        <w:t>PHOTO:  (PHOTOGRAPH BY Claire Merchlinsky FOR THE NEW YORK TIMES)</w:t>
       </w:r>
     </w:p>
     <w:sectPr>

--- a/example_articles/states/New Hampshire/2.states_New Hampshire_New_York_Times.docx
+++ b/example_articles/states/New Hampshire/2.states_New Hampshire_New_York_Times.docx
@@ -7,7 +7,7 @@
         <w:pStyle w:val="Heading1"/>
       </w:pPr>
       <w:r>
-        <w:t>How Did New Hampshire Shift to Blue-ish?; Jane Coaston</w:t>
+        <w:t>Carrying a Big Load For 2 Automakers</w:t>
       </w:r>
     </w:p>
     <w:p>
@@ -17,17 +17,17 @@
     </w:p>
     <w:p>
       <w:r>
-        <w:t>Date: 2024-01-22</w:t>
+        <w:t>Date: 2009-04-26</w:t>
       </w:r>
     </w:p>
     <w:p>
       <w:r>
-        <w:t>Section: OPINION</w:t>
+        <w:t>Section: Section AU; Column 0; Automobiles; Pg. 1; BEHIND THE WHEEL /FORD F-150 AND DODGE RAM 1500</w:t>
       </w:r>
     </w:p>
     <w:p>
       <w:r>
-        <w:t>Source file: NYT/3.DOCX</w:t>
+        <w:t>Source file: NYT/49.DOCX</w:t>
       </w:r>
     </w:p>
     <w:p>
@@ -49,83 +49,142 @@
     </w:p>
     <w:p>
       <w:r>
-        <w:t>Donald Trump won Iowa and wants to win New Hampshire and seal up the nomination. Nikki Haley wants to come from behind, win New Hampshire, and gain some momentum before heading to her home state of South Carolina.</w:t>
+        <w:t>PICKUP trucks were pretty simple way backwhen. They were designed for work, and nobody gave a hoot about the comfort of the workers. Forget the rough ride, never mind the roll-up windows -- anything was better than having to lug a dozen hay bales to the barn by hand.</w:t>
         <w:br/>
-        <w:t>What matters to people in New Hampshire? How has the state's Republican Party, which gets a major say in the politics of the rest of the country, changed over the last decade with Mr. Trump in the mix? New Hampshire is a very different state from Iowa: In New England, they're less interested in abortion, and more interested in the kinds of working-class populism once espoused by a figure like Pat Buchanan and now personified (if not exemplified) by Donald Trump. So I spoke with Dante Scala, a professor of political science at the University of New Hampshire and an expert in presidential primaries and New Hampshire politics.</w:t>
+        <w:t>But by the 1980s automakers noticed that a growing number of customers were embracing the trucky Marlboro Man image. They wanted to use their pickups for day-to-day transportation, with the cargo bed occasionally put to use for some weekend-wienie chore.</w:t>
         <w:br/>
-        <w:t>This interview has been edited for length and clarity and is part of an Opinion Q. and A. series exploring modern conservatism today, its influence in society and politics and how and why it differs (and doesn't) from the conservative movement that most Americans thought they knew.</w:t>
+        <w:t>Thus began a race to see which truck maker could offer the most pampering and creature comforts. By now the ultimate pickups have features remarkably similar to a luxury car's, from heated leather seats to DVD players that let little pardners watch Hannah Montana in the back seat.</w:t>
         <w:br/>
-        <w:t>Jane Coaston: We spoke just before the Iowa caucus and you said that you believed that Nikki Haley was in a strong second place in New Hampshire after Chris Christie's exit from the race. What did you make of the Iowa results?</w:t>
+        <w:t>The catch, of course, is that a lot of people still use pickups for work. They care about matters like towing and how much weight can be carried in the bed.</w:t>
         <w:br/>
-        <w:t>Dante Scala: Haley will have to improve her performance markedly among New Hampshire conservatives in order to succeed here. The split between moderates and conservatives out in Iowa regarding Haley was eye-popping.</w:t>
+        <w:t>Many of those who bought pickups as a fashion statement, or for occasional hauling, reconsidered early last summer when gasoline prices spiked. Sales of full-size pickups plunged. But after gas fell back to the $2-a-gallon range, sales picked up -- only to drop again in the first three months of 2009, according to J. D. Power &amp; Associates.</w:t>
         <w:br/>
-        <w:t>[Before the caucuses, Mr. Scala also mentioned that if Ron DeSantis and Vivek Ramaswamy also dropped out before the New Hampshire primary, as has since happened, it could be a problem for Ms. Haley in New Hampshire.]</w:t>
+        <w:t>Ford and Dodge recently introduced redesigned light-duty trucks into this gloomy and uncertain market. The 2009 Dodge Ram and Ford F-150, which together accounted for almost 462,000 sales in 2008, are crucial to the finances -- indeed, the very survival -- of their parent companies. In reworking their trucks, efforts that began long before the industry fell into turmoil, the two companies took different approaches.</w:t>
         <w:br/>
-        <w:t>Coaston: What separates New Hampshire Republicans from Iowa Republicans in terms of their outlook, their interests, their backgrounds?</w:t>
+        <w:t>F-150: A Solid Effort</w:t>
         <w:br/>
-        <w:t>Scala: Two main things, I think. Haley said how New Hampshire corrects Iowa and so forth, and that wasn't the most politic thing to say, but there is some truth to it. It's one reason why Iowa winners typically don't gain momentum in New Hampshire. It's not as if New Hampshire voters haven't heard of them, but they know what they stand for and they tend to reject it. And what Iowa winners tend to stand for is religious conservatism, evangelicalism, social conservatism, and all of those things are lacking in New Hampshire. We are a very unchurched state as a whole, right?</w:t>
+        <w:t>State Route 142 wiggles for about six miles between Franconia and Bethlehem in the White Mountains of New Hampshire. There are blind corners, somewhat neglected and often rough pavement and occasional surprises like a black bear crossing the road with her cubs. Driving the new F-150 up that road also brings surprises.</w:t>
         <w:br/>
-        <w:t>Very few people go to church here or any kind of religious services regularly, and coincidentally, we tend to be — and this includes Republicans — rather socially moderate on issues like abortion and gay marriage. A typical New Hampshire Republican, I would say, wishes that the abortion issue would just go away. 'Do we really have to talk about it so much?' A lot of them are in that rather ambivalent, mushy middle of the country when it comes to abortion politics. But what's more, they don't want that to be the issue. That's one reason why 2022 was such a nightmare for New Hampshire Republicans, aside from some of the candidates they actually nominated. It was that abortion was on the front burner, and the burner was turned up as high as it could be.</w:t>
+        <w:t>The first is how incredibly solid the truck feels, partly because Ford used more high-strength steel in it. There is none of the shimmy-shaking that troubles some pickups, including the last-generation F-150.</w:t>
         <w:br/>
-        <w:t>There are social conservatives, don't get me wrong, but they do find themselves on the short end of the stick here. There's also — you hear it especially with Ron DeSantis — there's big state versus little state or small state conservatism, and DeSantis with some of his actions in Florida taking on corporations like Disney. He tends to want to use the power of the state in conflicts over culture and so forth. Chris Sununu on the other hand has kind of taken pains to separate himself from DeSantis-style conservatism. On education, he would say: Leave it to the localities, leave it to the towns and municipalities to figure that out. So there's that as well in New Hampshire, this kind of big state versus small state conservatism.</w:t>
+        <w:t>Another is that the steering is so good. Tight, precise and nicely weighted, it inspires confidence that the driver will be able to guide the big truck through the most tricky turn. Heading through those curves there's none of that keeling-over body lean that you often feel with tall trucks.</w:t>
         <w:br/>
-        <w:t>Coaston: How has Trump changed the Republican Party over the last eight years? And more specifically, how has he changed the kinds of things that voters want from political leadership?</w:t>
+        <w:t>The downside is a ride that can be slightly stiff. But Ford reworked the springs in the rear suspension and the ride falls just short of rough.</w:t>
         <w:br/>
-        <w:t>Scala: On the one hand, elites love to tell the story of the primary as this kind of one grand town hall meeting where the townspeople go and ask ever-so-well-prepared questions of the candidate. And the voters deliberate long and hard, see several candidates multiple times, and engage in this exercise in deliberative democracy. That's how elites like to tell it.</w:t>
+        <w:t>The final surprise is that the F-150 is so quiet.</w:t>
         <w:br/>
-        <w:t>But another history of the New Hampshire primary is much more raw and it's much more populist, and it's much more of a working-class image. You can date it back to Pat Buchanan in the 1990s. I think you can really draw a line from Buchanan in '92 and '96 to Donald Trump, circa 2016, except of course Trump was more successful, and it's that working-class populism. That's always been here in New Hampshire politics. One of the real divides among New Hampshire Republicans is along lines of social class and educational attainment.</w:t>
+        <w:t>While those are all good things, Ford makes it clear that it wants the F-150 to be a respected member of the working class.</w:t>
         <w:br/>
-        <w:t>Polarization by education plays a real role. It has for a long time, and it does today because of Trump. In some ways Trump is a good fit for New Hampshire Republicans because … I mean, Trump never came across as especially religious in 2016, just like a lot of New Hampshire Republicans. A lot of New Hampshire Republicans might mispronounce 2 Corinthians the same way Trump did. Typically the traditional view of the New Hampshire Republican is someone who's fiscally conservative — someone who's all about taxes and budgets. But Trump's style of populism really put that style of New Hampshire conservatism on the back foot.</w:t>
+        <w:t>''The reputation of the truck rests on the work truck,'' said Matt O'Leary, the F-150's chief engineer. ''People buy a truck based on either capability they are going to use or capability they might use.''</w:t>
         <w:br/>
-        <w:t>Coaston: How did Chris Christie's exit impact the race?</w:t>
+        <w:t>There are three cab styles, four pickup boxes and seven trim levels. There is a choice of three engines, all V-8s.</w:t>
         <w:br/>
-        <w:t>Scala: I saw a mailer that came from Trump's super PAC on one side was Chris Christie, and it described Chris Christie as the only anti-Trump Republican in the race. The true anti-Trump Republican. And on the other side of the mailer was Nikki Haley, and it described Nikki Haley as a MAGA Republican. And now of course, that mailer came a little bit late. But what's the psychology of the Chris Christie voter who's been left at the altar, so to speak, right?</w:t>
+        <w:t>The entry-level engine is a 4.6-liter V-8 with two valves per cylinder, rated at 248 horsepower. It comes with a 4-speed automatic transmission.</w:t>
         <w:br/>
-        <w:t>I mean, you were 12 days away from voting for Christie, and now your vote is up for grabs and your candidate deserted you. What's their willingness to settle? And if they settle, I suspect they're going to be settling for Nikki Haley because they can live with her. But are they going to cast a vote for someone who is not as anti-Trump as they would like because it's the only chance they have to beat Trump?</w:t>
+        <w:t>Then there is a 4.6-liter, 292-horse engine with three valves per cylinder, making it more efficient and powerful. It comes with a 6-speed automatic.</w:t>
         <w:br/>
-        <w:t>That goes for moderate Republicans, but Democratic-leaning independent, or undeclared voters as we call them here — what are they going to do? Do they see Haley as a bridge too far because in a lot of ways she's a rather conventional Republican, or do they desire so much to take it to Trump? Do they desire so much to cause him pain at the ballot box that they're willing to cross party lines and cast a vote for Haley? Basically, I think Haley's the only game in town for those Christie voters, but as Christie himself said numerous times, you definitely are settling for something less than you would've wished. But it's a quadrennial event; people get caught up in the excitement. If it really does come down to one or the other, Haley or Trump, that could be hard to resist because what we've seen play out in New Hampshire generally speaking during the Trump years is, it's rocket fuel for the opposition.</w:t>
+        <w:t>The top choice is a 5.4-liter V-8 that pumps out 310 horsepower; it is mated to a 6-speed automatic.</w:t>
         <w:br/>
-        <w:t>Coaston: In September you wrote, "It's exceedingly difficult to find a campaign here trying to build something that connects with citizens, that makes its presence known in communities." Does that end up being the case in New Hampshire? How has the primary system changed over the past few decades? I know those are two questions, but just kind of wanted your take about that.</w:t>
+        <w:t>The least expensive model is a regular cab XL with rear-wheel drive, which Ford describes as nothing less than ''a true workhorse.'' Priced at $21,790, it has a 4-speed automatic transmission and the 248-horsepower engine.</w:t>
         <w:br/>
-        <w:t>Scala: I would say, OK, since I wrote that of the campaigns out there, I think Haley was trying to make the most strides in building local organization. I did see a couple of Trump canvassers this week. I guess the difference between Haley and, say, campaigns of bygone years is building that local organization would've started months earlier than it did this time around.</w:t>
+        <w:t>On the high end is the Platinum SuperCrew. With the 5.4 engine, 6-speed automatic transmission and 4-wheel drive, it starts at $45,030.</w:t>
         <w:br/>
-        <w:t>But how much of that was a party thing? How much of that is that campaigns no longer buy into physical organizational infrastructure the way they did with the advent of social media and so forth? How much of it was simply that in the shadow of Trump it was difficult to grow anything?</w:t>
+        <w:t>The model I tested was an XLT SuperCrew, which Ford says is the most popular version. It had rear-wheel drive, the 292-horsepower V-8 and a bed 5.5 feet long. The starting price was $32,290. Options, including a $1,420 chrome package and $300 ''premium cloth captains chairs,'' brought the final tab to $35,540.</w:t>
         <w:br/>
-        <w:t>I do think that's one clear difference we see now versus then, is in bygone years I would hear is you start building a campaign with house parties, and then you gradually build so that your campaign can fill bigger and bigger rooms until you're filling, let's say middle school auditoriums with several hundred people the week before the primary.</w:t>
+        <w:t>The SuperCrew has 43.5 inches of rear legroom, almost 5 inches more than last year's model. Two 6-foot adults can now sit in the back in stretch-out comfort. If it is necessary to carry cargo instead of people, the rear seats easily fold up, and the floor is flat. That means boxes or cargo can be stacked without rocking like a teeter-totter.</w:t>
         <w:br/>
-        <w:t>I think a lot of that is gone now, in part because, and this is true for Democrats as well as Republicans, you have the nationalization of the nomination process where campaigns need to become very big very quickly, and to build a national ID very quickly. So like a Pete Buttigieg, for example, perhaps back in the day, he would've been one of those who built slowly, slowly, slowly. But I'd say for the last 20 years, it's more kind of go big or go home.</w:t>
+        <w:t>Life is also good for the people up front. The surroundings are handsome. The seats are wide and offer plenty of thigh support for tall drivers. There's nothing mysterious about the controls.</w:t>
         <w:br/>
-        <w:t>Coaston: What are New Hampshire voters looking for?</w:t>
+        <w:t>Reaching into the bed is easier on some models because of clever fold-down steps on the side and rear. The steps by the tailgate even have a help-me-up grab handle.</w:t>
         <w:br/>
-        <w:t>Scala: Well, among Republicans, probably a pretty close to a majority were never looking for anyone else but the person they knew so well, Donald Trump. To me, this whole past year makes a lot more sense if you think about Donald Trump as the Ronald Reagan of his day. Now, obviously there are limits to that parallel, Reagan stood for different things and all that's true, but in terms of being a dominant figure. I mean, I got here to New Hampshire for the 2000 cycle so I've been here for several now, and I remember before Trump it always seemed to be like Ronald Reagan was always the lodestar that candidates would reference or recall.</w:t>
+        <w:t>All F-150s come with important safety features, including antilock brakes, electronic stability control and trailer sway control. Ford says that if the trailer begins to sway enough to move the truck, the pickup's electronic stability control will steady the truck and, ideally, halt the trailer's erratic movements.</w:t>
         <w:br/>
-        <w:t>It was always about Reaganism, but all along the way, Reaganism was becoming increasingly stale as time passed. But there wasn't a replacement for Reagan. There was McCain and so forth, but there was never really McCainism, there was the candidate, That changed with Trump. As some of my colleagues have written, he kind of defines ideological labels now. You're kind of defined ideologically by what you think about Trump.</w:t>
+        <w:t>In case of a side-impact crash there are seat-mounted air bags up front for torso protection and ''air curtains'' for head protection of occupants in both the front and rear.</w:t>
         <w:br/>
-        <w:t>For others, they're in a bit of a quandary. You scratch the surface, what was Christie for? We know what he's against, but what is he for? It was this same old warmed-over Reagan-Bushism, right? There's some nostalgia that's present among New Hampshire Republicans, but in some ways the nostalgia is a bit, again, it fills a vacuum because the party has changed with Trump in a way that a coherent counter alternative has not yet solidified. Maybe Haley will find a way to do it, but I think even Haley or DeSantis, they're going to incorporate parts of Trumpism into their profile.</w:t>
+        <w:t>The F-150 did so well in front, side and rear crash tests that the Insurance Institute for Highway Safety gave it the group's highest rating, Top Safety Pick.</w:t>
         <w:br/>
-        <w:t>I remember several years ago seeing the former editor and publisher of the Union Leader, Joe McQuaid and Judd Gregg, former senator, and they were on a panel, and it was fascinating because they both once upon a time represented that working class versus New England upper class split that, as I mentioned, kind of defined a New Hampshire Republican Party for so long. But then these two were on a panel and they both were kind of anti-Trump.</w:t>
+        <w:t>For the truck I tested, the Environmental Protection Agency estimates fuel economy at 15 miles a gallon in town and 20 m.p.g. on the highway.</w:t>
         <w:br/>
-        <w:t>And it was fascinating to see them both on the same side of something, but I think finding that alternative to Trumpism and kind of awakening to the realities of the party. There are lots of college-educated Republicans who looked around and said to themselves in 2016, who are all these people supporting Trump? It's the old Pauline Kael joke, right? Now, maybe they do know some of those people, but they don't know how to beat him yet.</w:t>
+        <w:t>Next year, Ford is expected to add one of its new EcoBoost engines. Mr. O'Leary says that turbocharged V-6 will perform like a V-8 while using fuel like a V-6.</w:t>
         <w:br/>
-        <w:t>[The film critic Pauline Kael said, "I live in a rather special world. I only know one person who voted for Nixon. Where they are I don't know. They're outside my ken. But sometimes when I'm in a theater I can feel them."]</w:t>
+        <w:t>The 5.4-liter V-8 is the choice for maximum towing, and Ford says the F-150 can pull as much as 11,300 pounds, the most in the class and 300 pounds more than the previous model. There is no standard way to calculate towing capacity, but taking each automaker at its word, Ford beats the competition by at least 500 pounds (and perhaps by as much as 2,200 pounds).</w:t>
         <w:br/>
-        <w:t>Coaston: Do New Hampshire voters see Trump as conservative? And what does the conservative label mean today in New Hampshire? Is it a political identity or kind of a yardstick of an ideology that's less relevant today?</w:t>
+        <w:t>Of course, not every F-150 can tow that much. Most are rated between 8,000 and 9,500 pounds. The model I tested was rated at 8,100 pounds.</w:t>
         <w:br/>
-        <w:t>Scala: What's interesting to me, and we see this nationally as well, is that back in 2016 Trump was rather nonideological. He came to the table with some very heterodox, unorthodox ideas like protecting spending on entitlements, for instance. That was anything but conservative, at least as traditionally defined, but it's a testament to Trump's power that nowadays we look nationally where do very conservative Republicans place themselves? Firmly behind Trump.</w:t>
+        <w:t>While Ford has emphasized the work-truck aspect of the new F-150, it has hardly ignored the driver and passengers. The truck is not just more capable but more pleasant, its most serious flaw a stiff, somewhat unyielding ride.</w:t>
         <w:br/>
-        <w:t>Coaston: So my last question, it sounds simple, but I don't think it is. Why wouldn't Trump win the New Hampshire primary pretty handily?</w:t>
+        <w:t>The old F-150 was something of a joke compared with the fresher Chevrolet Silverado and Toyota Tundra, but nobody should be laughing now.</w:t>
         <w:br/>
-        <w:t>Scala: Why wouldn't he? He wouldn't win the New Hampshire primary because the electorate turned out to be bigger and more moderate than was expected, both by most pollsters perhaps, and by the Trump campaign itself. I think that in a nutshell is the reason why he would not win, because the electorate, because an awful lot of people jump into the pool, so to speak, including from that body of independent or undeclared voters who are here as free agents who can participate in either party's primary here in New Hampshire. I mean, on the Democratic side, the Democratic primary if polling's any indication, and there are other indications as well, Dean Phillips isn't catching fire.</w:t>
+        <w:t>INSIDE TRACK: Ford gets back in the game.</w:t>
         <w:br/>
-        <w:t>A lot of people are going to write in Biden. The action is on the Republican side, and Christie's departure only adds to that. The Trump canvassers handed me a card when they came to the door, and on the card it said something along the lines of liberals are invading our primary and we have to stop them. That speaks, I think, to the conventional wisdom that Trump's campaign is much more sophisticated than it was eight years ago. And those two mail pieces confirmed that to me, and they also confirmed that they're concerned that it is competitive.</w:t>
+        <w:t>Ram: Smoother Sailing</w:t>
         <w:br/>
-        <w:t>They're running a campaign that will win according to a set of parameters, including turnout. Even the best laid campaign, the best operated campaign can lose control of the parameters of a New Hampshire primary. That's why they might lose.</w:t>
+        <w:t>When Dodge began working on the new Ram, officials decided they didn't care about winning the maximum-towing war. Ram owners said they were happy with their trucks' towing capacity, said Scott Kunselman, vice president for Jeep and truck product development at Chrysler.</w:t>
         <w:br/>
-        <w:t>The Times is committed to publishing a diversity of letters to the editor. We'd like to hear what you think about this or any of our articles. Here are some tips. And here's our email: letters@nytimes.com.</w:t>
+        <w:t>''On average, the people are towing between a 2,000- and 5,000-pound trailer,'' he said. ''When we asked them if they need to tow 10,000 pounds they said, 'No, that is what a heavy-duty truck is for.'''</w:t>
         <w:br/>
-        <w:t>Follow the New York Times Opinion section on Facebook, Instagram, TikTok, X and Threads.</w:t>
+        <w:t>So the maximum towing capability on the new Ram is unchanged at 9,100 pounds.</w:t>
         <w:br/>
-        <w:t>PHOTO:  (PHOTOGRAPH BY Claire Merchlinsky FOR THE NEW YORK TIMES)</w:t>
+        <w:t>What Dodge decided was important was making the new Ram more comfortable, refined and luxurious.</w:t>
+        <w:br/>
+        <w:t>''It was clearly a place we could make a lot of headway,'' Mr. Kunselman said in a tacit acknowledgement that the Ram had fallen behind the competition on interior appointments.</w:t>
+        <w:br/>
+        <w:t>In search of a more comfortable ride and better handling, Dodge made a big change in the rear suspension. Instead of using time-tested leaf springs, commonly found on pickups, engineers decided to use coil springs, which are more commonly found on cars.</w:t>
+        <w:br/>
+        <w:t>''A leaf spring, while it is reasonably cost-efficient, has a lot of compromises in terms of a chassis system,'' Mr. Kunselman said.</w:t>
+        <w:br/>
+        <w:t>The advantages of that coil-spring rear suspension are clear at every bump, break, bobble and turn in the road. The Dodge's ride remained comfortable and composed at all times. Under hard cornering there was a moderate amount of body lean, and the steering felt a bit light. But the handling of the Ram was quite good over all.</w:t>
+        <w:br/>
+        <w:t>On the rough stuff, however, the Ram's body didn't feel nearly as solid as the F-150's.</w:t>
+        <w:br/>
+        <w:t>The Ram's suspension, combined with my test model's 390-horsepower 5.7-liter Hemi V-8, makes for great driving entertainment, a phrase not normally associated with pickup trucks.</w:t>
+        <w:br/>
+        <w:t>The acceleration is impressive; the fuel economy, not so much. The federal estimate is 13 m.p.g. in the city and 18 on the highway.</w:t>
+        <w:br/>
+        <w:t>The Hemi is paired with a 5-speed automatic transmission. Two other engines are offered: a 210-horsepower 3.7-liter V-6, which comes with a 4-speed automatic, and a 310-horse 4.7-liter V-8 with a 5-speed automatic.</w:t>
+        <w:br/>
+        <w:t>Prices on the Ram start at $22,420 for a regular-cab ST with rear drive and the V-6. Adding 4-wheel drive raises the price to $26,875.</w:t>
+        <w:br/>
+        <w:t>I tested a top-of-the-line Laramie Crew Cab with 4-wheel drive, which had a starting price of $45,185. The total came to $52,555 at the end of a long list of options that included heated rear seats and a power sunroof.</w:t>
+        <w:br/>
+        <w:t>There was also an $1,895 feature called the ''Rambox cargo management system.'' Those are basically side-saddle lockable storage containers built into the sides of the bed. Dodge is not the first to offer such storage; Chevrolet introduced a similar feature on the 2002 Avalanche; the bins are standard on that truck.</w:t>
+        <w:br/>
+        <w:t>As one would expect for a truck so pricey, the tested Ram's interior was practical, with plenty of storage, as well as plush, with handsome leather atop both the dashboard and the seats.</w:t>
+        <w:br/>
+        <w:t>The new Crew Cab replaces the Mega Ram, an almost cartoonishly large vehicle that wouldn't fit in many garages. Dodge says the Crew Cab has 42 inches of rear legroom. That's enough to keep a couple of 6-foot adults comfortable, and only 2 inches less than the gargantuan Mega Ram.</w:t>
+        <w:br/>
+        <w:t>The rear seats easily fold up for carrying cargo. But the floor is not flat. That greatly increases the chance that cargo will slide and topple.</w:t>
+        <w:br/>
+        <w:t>Mr. Kunselman said Ram owners indicated that the truck's size provided enough protection without any new safety gear. They got some anyway.</w:t>
+        <w:br/>
+        <w:t>All Rams come with electronic stability control and antilock brakes. There are air curtains for head protection and seat-mounted air bags for chest protection in a side-impact crash. As with the F-150, there's a system that tries to bring a trailer under control if it begins to sway.</w:t>
+        <w:br/>
+        <w:t>In the Insurance Institute for Highway Safety's tests, the Ram got good marks for front and rear impacts, but a ''marginal'' rating for side impacts.</w:t>
+        <w:br/>
+        <w:t>While the new Ram still looks like a big bruiser, Mr. Kunselman said it was largely aimed at families that ''have gotten into the truck segment for its utility and fallen in love with it -- it becomes the family vehicle.''</w:t>
+        <w:br/>
+        <w:t>Dodge opted out of the battle for maximum-towing bragging rights and instead focused on comfort and a great ride. For many buyers, the payoff from that effort is likely to be greater than it would have been from a higher payload.</w:t>
+        <w:br/>
+        <w:t>The Ram and F-150 are aimed at different consumers and have different strengths. The F-150's body is more solid and it controls body lean far better. But the Ram has a superior ride. It is also clear that while the Ram and F-150 previously trailed well behind the Chevrolet Silverado and Toyota Tundra, they are now serious competitors.</w:t>
+        <w:br/>
+        <w:t>The more important question is whether, in this economy, consumers still care.</w:t>
+        <w:br/>
+        <w:br/>
+        <w:t>http://www.nytimes.com</w:t>
+        <w:br/>
+        <w:br/>
+        <w:t>Graphic</w:t>
+        <w:br/>
+        <w:br/>
+        <w:t xml:space="preserve"> </w:t>
+        <w:br/>
+        <w:t>PHOTOS: FORD F-150 XLT SUPERCREW: The most popular version of the perennially bigselling truck starts at $32,290. Ford redesigned its full-size trucks for 2009 so that they feel more solid. Steering and handling have also improved.</w:t>
+        <w:br/>
+        <w:t>DODGE RAM 1500 LARAMIE CREW CAB: A switch to rear coil springs has significantly improved the truck's ride and handling, and the interior appointments have been upgraded. Buyers can even get a leather-covered dashboard. (pg.AU1)</w:t>
+        <w:br/>
+        <w:t>FANCY THAT: Ford's new top-line luxury model, the F-150 Platinum, has a different grille. (pg.AU2)</w:t>
+        <w:br/>
+        <w:t xml:space="preserve"> WORKING FAST: With a Hemi V-8, the Ram's acceleration is impressive even if the mileage is not. (pg.AU10) CHART: TRUCKS IN TROUBLED TIMES: SURVEYING THE LANDSCAPE IN LIGHT-DUTY PICKUPS (pg.AU2)</w:t>
       </w:r>
     </w:p>
     <w:sectPr>

--- a/example_articles/states/New Hampshire/2.states_New Hampshire_New_York_Times.docx
+++ b/example_articles/states/New Hampshire/2.states_New Hampshire_New_York_Times.docx
@@ -7,7 +7,7 @@
         <w:pStyle w:val="Heading1"/>
       </w:pPr>
       <w:r>
-        <w:t>Carrying a Big Load For 2 Automakers</w:t>
+        <w:t>How Did New Hampshire Shift to Blue-ish?; Jane Coaston</w:t>
       </w:r>
     </w:p>
     <w:p>
@@ -17,17 +17,17 @@
     </w:p>
     <w:p>
       <w:r>
-        <w:t>Date: 2009-04-26</w:t>
+        <w:t>Date: 2024-01-22</w:t>
       </w:r>
     </w:p>
     <w:p>
       <w:r>
-        <w:t>Section: Section AU; Column 0; Automobiles; Pg. 1; BEHIND THE WHEEL /FORD F-150 AND DODGE RAM 1500</w:t>
+        <w:t>Section: OPINION</w:t>
       </w:r>
     </w:p>
     <w:p>
       <w:r>
-        <w:t>Source file: NYT/49.DOCX</w:t>
+        <w:t>Source file: NYT/3.DOCX</w:t>
       </w:r>
     </w:p>
     <w:p>
@@ -49,142 +49,83 @@
     </w:p>
     <w:p>
       <w:r>
-        <w:t>PICKUP trucks were pretty simple way backwhen. They were designed for work, and nobody gave a hoot about the comfort of the workers. Forget the rough ride, never mind the roll-up windows -- anything was better than having to lug a dozen hay bales to the barn by hand.</w:t>
+        <w:t>Donald Trump won Iowa and wants to win New Hampshire and seal up the nomination. Nikki Haley wants to come from behind, win New Hampshire, and gain some momentum before heading to her home state of South Carolina.</w:t>
         <w:br/>
-        <w:t>But by the 1980s automakers noticed that a growing number of customers were embracing the trucky Marlboro Man image. They wanted to use their pickups for day-to-day transportation, with the cargo bed occasionally put to use for some weekend-wienie chore.</w:t>
+        <w:t>What matters to people in New Hampshire? How has the state's Republican Party, which gets a major say in the politics of the rest of the country, changed over the last decade with Mr. Trump in the mix? New Hampshire is a very different state from Iowa: In New England, they're less interested in abortion, and more interested in the kinds of working-class populism once espoused by a figure like Pat Buchanan and now personified (if not exemplified) by Donald Trump. So I spoke with Dante Scala, a professor of political science at the University of New Hampshire and an expert in presidential primaries and New Hampshire politics.</w:t>
         <w:br/>
-        <w:t>Thus began a race to see which truck maker could offer the most pampering and creature comforts. By now the ultimate pickups have features remarkably similar to a luxury car's, from heated leather seats to DVD players that let little pardners watch Hannah Montana in the back seat.</w:t>
+        <w:t>This interview has been edited for length and clarity and is part of an Opinion Q. and A. series exploring modern conservatism today, its influence in society and politics and how and why it differs (and doesn't) from the conservative movement that most Americans thought they knew.</w:t>
         <w:br/>
-        <w:t>The catch, of course, is that a lot of people still use pickups for work. They care about matters like towing and how much weight can be carried in the bed.</w:t>
+        <w:t>Jane Coaston: We spoke just before the Iowa caucus and you said that you believed that Nikki Haley was in a strong second place in New Hampshire after Chris Christie's exit from the race. What did you make of the Iowa results?</w:t>
         <w:br/>
-        <w:t>Many of those who bought pickups as a fashion statement, or for occasional hauling, reconsidered early last summer when gasoline prices spiked. Sales of full-size pickups plunged. But after gas fell back to the $2-a-gallon range, sales picked up -- only to drop again in the first three months of 2009, according to J. D. Power &amp; Associates.</w:t>
+        <w:t>Dante Scala: Haley will have to improve her performance markedly among New Hampshire conservatives in order to succeed here. The split between moderates and conservatives out in Iowa regarding Haley was eye-popping.</w:t>
         <w:br/>
-        <w:t>Ford and Dodge recently introduced redesigned light-duty trucks into this gloomy and uncertain market. The 2009 Dodge Ram and Ford F-150, which together accounted for almost 462,000 sales in 2008, are crucial to the finances -- indeed, the very survival -- of their parent companies. In reworking their trucks, efforts that began long before the industry fell into turmoil, the two companies took different approaches.</w:t>
+        <w:t>[Before the caucuses, Mr. Scala also mentioned that if Ron DeSantis and Vivek Ramaswamy also dropped out before the New Hampshire primary, as has since happened, it could be a problem for Ms. Haley in New Hampshire.]</w:t>
         <w:br/>
-        <w:t>F-150: A Solid Effort</w:t>
+        <w:t>Coaston: What separates New Hampshire Republicans from Iowa Republicans in terms of their outlook, their interests, their backgrounds?</w:t>
         <w:br/>
-        <w:t>State Route 142 wiggles for about six miles between Franconia and Bethlehem in the White Mountains of New Hampshire. There are blind corners, somewhat neglected and often rough pavement and occasional surprises like a black bear crossing the road with her cubs. Driving the new F-150 up that road also brings surprises.</w:t>
+        <w:t>Scala: Two main things, I think. Haley said how New Hampshire corrects Iowa and so forth, and that wasn't the most politic thing to say, but there is some truth to it. It's one reason why Iowa winners typically don't gain momentum in New Hampshire. It's not as if New Hampshire voters haven't heard of them, but they know what they stand for and they tend to reject it. And what Iowa winners tend to stand for is religious conservatism, evangelicalism, social conservatism, and all of those things are lacking in New Hampshire. We are a very unchurched state as a whole, right?</w:t>
         <w:br/>
-        <w:t>The first is how incredibly solid the truck feels, partly because Ford used more high-strength steel in it. There is none of the shimmy-shaking that troubles some pickups, including the last-generation F-150.</w:t>
+        <w:t>Very few people go to church here or any kind of religious services regularly, and coincidentally, we tend to be — and this includes Republicans — rather socially moderate on issues like abortion and gay marriage. A typical New Hampshire Republican, I would say, wishes that the abortion issue would just go away. 'Do we really have to talk about it so much?' A lot of them are in that rather ambivalent, mushy middle of the country when it comes to abortion politics. But what's more, they don't want that to be the issue. That's one reason why 2022 was such a nightmare for New Hampshire Republicans, aside from some of the candidates they actually nominated. It was that abortion was on the front burner, and the burner was turned up as high as it could be.</w:t>
         <w:br/>
-        <w:t>Another is that the steering is so good. Tight, precise and nicely weighted, it inspires confidence that the driver will be able to guide the big truck through the most tricky turn. Heading through those curves there's none of that keeling-over body lean that you often feel with tall trucks.</w:t>
+        <w:t>There are social conservatives, don't get me wrong, but they do find themselves on the short end of the stick here. There's also — you hear it especially with Ron DeSantis — there's big state versus little state or small state conservatism, and DeSantis with some of his actions in Florida taking on corporations like Disney. He tends to want to use the power of the state in conflicts over culture and so forth. Chris Sununu on the other hand has kind of taken pains to separate himself from DeSantis-style conservatism. On education, he would say: Leave it to the localities, leave it to the towns and municipalities to figure that out. So there's that as well in New Hampshire, this kind of big state versus small state conservatism.</w:t>
         <w:br/>
-        <w:t>The downside is a ride that can be slightly stiff. But Ford reworked the springs in the rear suspension and the ride falls just short of rough.</w:t>
+        <w:t>Coaston: How has Trump changed the Republican Party over the last eight years? And more specifically, how has he changed the kinds of things that voters want from political leadership?</w:t>
         <w:br/>
-        <w:t>The final surprise is that the F-150 is so quiet.</w:t>
+        <w:t>Scala: On the one hand, elites love to tell the story of the primary as this kind of one grand town hall meeting where the townspeople go and ask ever-so-well-prepared questions of the candidate. And the voters deliberate long and hard, see several candidates multiple times, and engage in this exercise in deliberative democracy. That's how elites like to tell it.</w:t>
         <w:br/>
-        <w:t>While those are all good things, Ford makes it clear that it wants the F-150 to be a respected member of the working class.</w:t>
+        <w:t>But another history of the New Hampshire primary is much more raw and it's much more populist, and it's much more of a working-class image. You can date it back to Pat Buchanan in the 1990s. I think you can really draw a line from Buchanan in '92 and '96 to Donald Trump, circa 2016, except of course Trump was more successful, and it's that working-class populism. That's always been here in New Hampshire politics. One of the real divides among New Hampshire Republicans is along lines of social class and educational attainment.</w:t>
         <w:br/>
-        <w:t>''The reputation of the truck rests on the work truck,'' said Matt O'Leary, the F-150's chief engineer. ''People buy a truck based on either capability they are going to use or capability they might use.''</w:t>
+        <w:t>Polarization by education plays a real role. It has for a long time, and it does today because of Trump. In some ways Trump is a good fit for New Hampshire Republicans because … I mean, Trump never came across as especially religious in 2016, just like a lot of New Hampshire Republicans. A lot of New Hampshire Republicans might mispronounce 2 Corinthians the same way Trump did. Typically the traditional view of the New Hampshire Republican is someone who's fiscally conservative — someone who's all about taxes and budgets. But Trump's style of populism really put that style of New Hampshire conservatism on the back foot.</w:t>
         <w:br/>
-        <w:t>There are three cab styles, four pickup boxes and seven trim levels. There is a choice of three engines, all V-8s.</w:t>
+        <w:t>Coaston: How did Chris Christie's exit impact the race?</w:t>
         <w:br/>
-        <w:t>The entry-level engine is a 4.6-liter V-8 with two valves per cylinder, rated at 248 horsepower. It comes with a 4-speed automatic transmission.</w:t>
+        <w:t>Scala: I saw a mailer that came from Trump's super PAC on one side was Chris Christie, and it described Chris Christie as the only anti-Trump Republican in the race. The true anti-Trump Republican. And on the other side of the mailer was Nikki Haley, and it described Nikki Haley as a MAGA Republican. And now of course, that mailer came a little bit late. But what's the psychology of the Chris Christie voter who's been left at the altar, so to speak, right?</w:t>
         <w:br/>
-        <w:t>Then there is a 4.6-liter, 292-horse engine with three valves per cylinder, making it more efficient and powerful. It comes with a 6-speed automatic.</w:t>
+        <w:t>I mean, you were 12 days away from voting for Christie, and now your vote is up for grabs and your candidate deserted you. What's their willingness to settle? And if they settle, I suspect they're going to be settling for Nikki Haley because they can live with her. But are they going to cast a vote for someone who is not as anti-Trump as they would like because it's the only chance they have to beat Trump?</w:t>
         <w:br/>
-        <w:t>The top choice is a 5.4-liter V-8 that pumps out 310 horsepower; it is mated to a 6-speed automatic.</w:t>
+        <w:t>That goes for moderate Republicans, but Democratic-leaning independent, or undeclared voters as we call them here — what are they going to do? Do they see Haley as a bridge too far because in a lot of ways she's a rather conventional Republican, or do they desire so much to take it to Trump? Do they desire so much to cause him pain at the ballot box that they're willing to cross party lines and cast a vote for Haley? Basically, I think Haley's the only game in town for those Christie voters, but as Christie himself said numerous times, you definitely are settling for something less than you would've wished. But it's a quadrennial event; people get caught up in the excitement. If it really does come down to one or the other, Haley or Trump, that could be hard to resist because what we've seen play out in New Hampshire generally speaking during the Trump years is, it's rocket fuel for the opposition.</w:t>
         <w:br/>
-        <w:t>The least expensive model is a regular cab XL with rear-wheel drive, which Ford describes as nothing less than ''a true workhorse.'' Priced at $21,790, it has a 4-speed automatic transmission and the 248-horsepower engine.</w:t>
+        <w:t>Coaston: In September you wrote, "It's exceedingly difficult to find a campaign here trying to build something that connects with citizens, that makes its presence known in communities." Does that end up being the case in New Hampshire? How has the primary system changed over the past few decades? I know those are two questions, but just kind of wanted your take about that.</w:t>
         <w:br/>
-        <w:t>On the high end is the Platinum SuperCrew. With the 5.4 engine, 6-speed automatic transmission and 4-wheel drive, it starts at $45,030.</w:t>
+        <w:t>Scala: I would say, OK, since I wrote that of the campaigns out there, I think Haley was trying to make the most strides in building local organization. I did see a couple of Trump canvassers this week. I guess the difference between Haley and, say, campaigns of bygone years is building that local organization would've started months earlier than it did this time around.</w:t>
         <w:br/>
-        <w:t>The model I tested was an XLT SuperCrew, which Ford says is the most popular version. It had rear-wheel drive, the 292-horsepower V-8 and a bed 5.5 feet long. The starting price was $32,290. Options, including a $1,420 chrome package and $300 ''premium cloth captains chairs,'' brought the final tab to $35,540.</w:t>
+        <w:t>But how much of that was a party thing? How much of that is that campaigns no longer buy into physical organizational infrastructure the way they did with the advent of social media and so forth? How much of it was simply that in the shadow of Trump it was difficult to grow anything?</w:t>
         <w:br/>
-        <w:t>The SuperCrew has 43.5 inches of rear legroom, almost 5 inches more than last year's model. Two 6-foot adults can now sit in the back in stretch-out comfort. If it is necessary to carry cargo instead of people, the rear seats easily fold up, and the floor is flat. That means boxes or cargo can be stacked without rocking like a teeter-totter.</w:t>
+        <w:t>I do think that's one clear difference we see now versus then, is in bygone years I would hear is you start building a campaign with house parties, and then you gradually build so that your campaign can fill bigger and bigger rooms until you're filling, let's say middle school auditoriums with several hundred people the week before the primary.</w:t>
         <w:br/>
-        <w:t>Life is also good for the people up front. The surroundings are handsome. The seats are wide and offer plenty of thigh support for tall drivers. There's nothing mysterious about the controls.</w:t>
+        <w:t>I think a lot of that is gone now, in part because, and this is true for Democrats as well as Republicans, you have the nationalization of the nomination process where campaigns need to become very big very quickly, and to build a national ID very quickly. So like a Pete Buttigieg, for example, perhaps back in the day, he would've been one of those who built slowly, slowly, slowly. But I'd say for the last 20 years, it's more kind of go big or go home.</w:t>
         <w:br/>
-        <w:t>Reaching into the bed is easier on some models because of clever fold-down steps on the side and rear. The steps by the tailgate even have a help-me-up grab handle.</w:t>
+        <w:t>Coaston: What are New Hampshire voters looking for?</w:t>
         <w:br/>
-        <w:t>All F-150s come with important safety features, including antilock brakes, electronic stability control and trailer sway control. Ford says that if the trailer begins to sway enough to move the truck, the pickup's electronic stability control will steady the truck and, ideally, halt the trailer's erratic movements.</w:t>
+        <w:t>Scala: Well, among Republicans, probably a pretty close to a majority were never looking for anyone else but the person they knew so well, Donald Trump. To me, this whole past year makes a lot more sense if you think about Donald Trump as the Ronald Reagan of his day. Now, obviously there are limits to that parallel, Reagan stood for different things and all that's true, but in terms of being a dominant figure. I mean, I got here to New Hampshire for the 2000 cycle so I've been here for several now, and I remember before Trump it always seemed to be like Ronald Reagan was always the lodestar that candidates would reference or recall.</w:t>
         <w:br/>
-        <w:t>In case of a side-impact crash there are seat-mounted air bags up front for torso protection and ''air curtains'' for head protection of occupants in both the front and rear.</w:t>
+        <w:t>It was always about Reaganism, but all along the way, Reaganism was becoming increasingly stale as time passed. But there wasn't a replacement for Reagan. There was McCain and so forth, but there was never really McCainism, there was the candidate, That changed with Trump. As some of my colleagues have written, he kind of defines ideological labels now. You're kind of defined ideologically by what you think about Trump.</w:t>
         <w:br/>
-        <w:t>The F-150 did so well in front, side and rear crash tests that the Insurance Institute for Highway Safety gave it the group's highest rating, Top Safety Pick.</w:t>
+        <w:t>For others, they're in a bit of a quandary. You scratch the surface, what was Christie for? We know what he's against, but what is he for? It was this same old warmed-over Reagan-Bushism, right? There's some nostalgia that's present among New Hampshire Republicans, but in some ways the nostalgia is a bit, again, it fills a vacuum because the party has changed with Trump in a way that a coherent counter alternative has not yet solidified. Maybe Haley will find a way to do it, but I think even Haley or DeSantis, they're going to incorporate parts of Trumpism into their profile.</w:t>
         <w:br/>
-        <w:t>For the truck I tested, the Environmental Protection Agency estimates fuel economy at 15 miles a gallon in town and 20 m.p.g. on the highway.</w:t>
+        <w:t>I remember several years ago seeing the former editor and publisher of the Union Leader, Joe McQuaid and Judd Gregg, former senator, and they were on a panel, and it was fascinating because they both once upon a time represented that working class versus New England upper class split that, as I mentioned, kind of defined a New Hampshire Republican Party for so long. But then these two were on a panel and they both were kind of anti-Trump.</w:t>
         <w:br/>
-        <w:t>Next year, Ford is expected to add one of its new EcoBoost engines. Mr. O'Leary says that turbocharged V-6 will perform like a V-8 while using fuel like a V-6.</w:t>
+        <w:t>And it was fascinating to see them both on the same side of something, but I think finding that alternative to Trumpism and kind of awakening to the realities of the party. There are lots of college-educated Republicans who looked around and said to themselves in 2016, who are all these people supporting Trump? It's the old Pauline Kael joke, right? Now, maybe they do know some of those people, but they don't know how to beat him yet.</w:t>
         <w:br/>
-        <w:t>The 5.4-liter V-8 is the choice for maximum towing, and Ford says the F-150 can pull as much as 11,300 pounds, the most in the class and 300 pounds more than the previous model. There is no standard way to calculate towing capacity, but taking each automaker at its word, Ford beats the competition by at least 500 pounds (and perhaps by as much as 2,200 pounds).</w:t>
+        <w:t>[The film critic Pauline Kael said, "I live in a rather special world. I only know one person who voted for Nixon. Where they are I don't know. They're outside my ken. But sometimes when I'm in a theater I can feel them."]</w:t>
         <w:br/>
-        <w:t>Of course, not every F-150 can tow that much. Most are rated between 8,000 and 9,500 pounds. The model I tested was rated at 8,100 pounds.</w:t>
+        <w:t>Coaston: Do New Hampshire voters see Trump as conservative? And what does the conservative label mean today in New Hampshire? Is it a political identity or kind of a yardstick of an ideology that's less relevant today?</w:t>
         <w:br/>
-        <w:t>While Ford has emphasized the work-truck aspect of the new F-150, it has hardly ignored the driver and passengers. The truck is not just more capable but more pleasant, its most serious flaw a stiff, somewhat unyielding ride.</w:t>
+        <w:t>Scala: What's interesting to me, and we see this nationally as well, is that back in 2016 Trump was rather nonideological. He came to the table with some very heterodox, unorthodox ideas like protecting spending on entitlements, for instance. That was anything but conservative, at least as traditionally defined, but it's a testament to Trump's power that nowadays we look nationally where do very conservative Republicans place themselves? Firmly behind Trump.</w:t>
         <w:br/>
-        <w:t>The old F-150 was something of a joke compared with the fresher Chevrolet Silverado and Toyota Tundra, but nobody should be laughing now.</w:t>
+        <w:t>Coaston: So my last question, it sounds simple, but I don't think it is. Why wouldn't Trump win the New Hampshire primary pretty handily?</w:t>
         <w:br/>
-        <w:t>INSIDE TRACK: Ford gets back in the game.</w:t>
+        <w:t>Scala: Why wouldn't he? He wouldn't win the New Hampshire primary because the electorate turned out to be bigger and more moderate than was expected, both by most pollsters perhaps, and by the Trump campaign itself. I think that in a nutshell is the reason why he would not win, because the electorate, because an awful lot of people jump into the pool, so to speak, including from that body of independent or undeclared voters who are here as free agents who can participate in either party's primary here in New Hampshire. I mean, on the Democratic side, the Democratic primary if polling's any indication, and there are other indications as well, Dean Phillips isn't catching fire.</w:t>
         <w:br/>
-        <w:t>Ram: Smoother Sailing</w:t>
+        <w:t>A lot of people are going to write in Biden. The action is on the Republican side, and Christie's departure only adds to that. The Trump canvassers handed me a card when they came to the door, and on the card it said something along the lines of liberals are invading our primary and we have to stop them. That speaks, I think, to the conventional wisdom that Trump's campaign is much more sophisticated than it was eight years ago. And those two mail pieces confirmed that to me, and they also confirmed that they're concerned that it is competitive.</w:t>
         <w:br/>
-        <w:t>When Dodge began working on the new Ram, officials decided they didn't care about winning the maximum-towing war. Ram owners said they were happy with their trucks' towing capacity, said Scott Kunselman, vice president for Jeep and truck product development at Chrysler.</w:t>
+        <w:t>They're running a campaign that will win according to a set of parameters, including turnout. Even the best laid campaign, the best operated campaign can lose control of the parameters of a New Hampshire primary. That's why they might lose.</w:t>
         <w:br/>
-        <w:t>''On average, the people are towing between a 2,000- and 5,000-pound trailer,'' he said. ''When we asked them if they need to tow 10,000 pounds they said, 'No, that is what a heavy-duty truck is for.'''</w:t>
+        <w:t>The Times is committed to publishing a diversity of letters to the editor. We'd like to hear what you think about this or any of our articles. Here are some tips. And here's our email: letters@nytimes.com.</w:t>
         <w:br/>
-        <w:t>So the maximum towing capability on the new Ram is unchanged at 9,100 pounds.</w:t>
+        <w:t>Follow the New York Times Opinion section on Facebook, Instagram, TikTok, X and Threads.</w:t>
         <w:br/>
-        <w:t>What Dodge decided was important was making the new Ram more comfortable, refined and luxurious.</w:t>
-        <w:br/>
-        <w:t>''It was clearly a place we could make a lot of headway,'' Mr. Kunselman said in a tacit acknowledgement that the Ram had fallen behind the competition on interior appointments.</w:t>
-        <w:br/>
-        <w:t>In search of a more comfortable ride and better handling, Dodge made a big change in the rear suspension. Instead of using time-tested leaf springs, commonly found on pickups, engineers decided to use coil springs, which are more commonly found on cars.</w:t>
-        <w:br/>
-        <w:t>''A leaf spring, while it is reasonably cost-efficient, has a lot of compromises in terms of a chassis system,'' Mr. Kunselman said.</w:t>
-        <w:br/>
-        <w:t>The advantages of that coil-spring rear suspension are clear at every bump, break, bobble and turn in the road. The Dodge's ride remained comfortable and composed at all times. Under hard cornering there was a moderate amount of body lean, and the steering felt a bit light. But the handling of the Ram was quite good over all.</w:t>
-        <w:br/>
-        <w:t>On the rough stuff, however, the Ram's body didn't feel nearly as solid as the F-150's.</w:t>
-        <w:br/>
-        <w:t>The Ram's suspension, combined with my test model's 390-horsepower 5.7-liter Hemi V-8, makes for great driving entertainment, a phrase not normally associated with pickup trucks.</w:t>
-        <w:br/>
-        <w:t>The acceleration is impressive; the fuel economy, not so much. The federal estimate is 13 m.p.g. in the city and 18 on the highway.</w:t>
-        <w:br/>
-        <w:t>The Hemi is paired with a 5-speed automatic transmission. Two other engines are offered: a 210-horsepower 3.7-liter V-6, which comes with a 4-speed automatic, and a 310-horse 4.7-liter V-8 with a 5-speed automatic.</w:t>
-        <w:br/>
-        <w:t>Prices on the Ram start at $22,420 for a regular-cab ST with rear drive and the V-6. Adding 4-wheel drive raises the price to $26,875.</w:t>
-        <w:br/>
-        <w:t>I tested a top-of-the-line Laramie Crew Cab with 4-wheel drive, which had a starting price of $45,185. The total came to $52,555 at the end of a long list of options that included heated rear seats and a power sunroof.</w:t>
-        <w:br/>
-        <w:t>There was also an $1,895 feature called the ''Rambox cargo management system.'' Those are basically side-saddle lockable storage containers built into the sides of the bed. Dodge is not the first to offer such storage; Chevrolet introduced a similar feature on the 2002 Avalanche; the bins are standard on that truck.</w:t>
-        <w:br/>
-        <w:t>As one would expect for a truck so pricey, the tested Ram's interior was practical, with plenty of storage, as well as plush, with handsome leather atop both the dashboard and the seats.</w:t>
-        <w:br/>
-        <w:t>The new Crew Cab replaces the Mega Ram, an almost cartoonishly large vehicle that wouldn't fit in many garages. Dodge says the Crew Cab has 42 inches of rear legroom. That's enough to keep a couple of 6-foot adults comfortable, and only 2 inches less than the gargantuan Mega Ram.</w:t>
-        <w:br/>
-        <w:t>The rear seats easily fold up for carrying cargo. But the floor is not flat. That greatly increases the chance that cargo will slide and topple.</w:t>
-        <w:br/>
-        <w:t>Mr. Kunselman said Ram owners indicated that the truck's size provided enough protection without any new safety gear. They got some anyway.</w:t>
-        <w:br/>
-        <w:t>All Rams come with electronic stability control and antilock brakes. There are air curtains for head protection and seat-mounted air bags for chest protection in a side-impact crash. As with the F-150, there's a system that tries to bring a trailer under control if it begins to sway.</w:t>
-        <w:br/>
-        <w:t>In the Insurance Institute for Highway Safety's tests, the Ram got good marks for front and rear impacts, but a ''marginal'' rating for side impacts.</w:t>
-        <w:br/>
-        <w:t>While the new Ram still looks like a big bruiser, Mr. Kunselman said it was largely aimed at families that ''have gotten into the truck segment for its utility and fallen in love with it -- it becomes the family vehicle.''</w:t>
-        <w:br/>
-        <w:t>Dodge opted out of the battle for maximum-towing bragging rights and instead focused on comfort and a great ride. For many buyers, the payoff from that effort is likely to be greater than it would have been from a higher payload.</w:t>
-        <w:br/>
-        <w:t>The Ram and F-150 are aimed at different consumers and have different strengths. The F-150's body is more solid and it controls body lean far better. But the Ram has a superior ride. It is also clear that while the Ram and F-150 previously trailed well behind the Chevrolet Silverado and Toyota Tundra, they are now serious competitors.</w:t>
-        <w:br/>
-        <w:t>The more important question is whether, in this economy, consumers still care.</w:t>
-        <w:br/>
-        <w:br/>
-        <w:t>http://www.nytimes.com</w:t>
-        <w:br/>
-        <w:br/>
-        <w:t>Graphic</w:t>
-        <w:br/>
-        <w:br/>
-        <w:t xml:space="preserve"> </w:t>
-        <w:br/>
-        <w:t>PHOTOS: FORD F-150 XLT SUPERCREW: The most popular version of the perennially bigselling truck starts at $32,290. Ford redesigned its full-size trucks for 2009 so that they feel more solid. Steering and handling have also improved.</w:t>
-        <w:br/>
-        <w:t>DODGE RAM 1500 LARAMIE CREW CAB: A switch to rear coil springs has significantly improved the truck's ride and handling, and the interior appointments have been upgraded. Buyers can even get a leather-covered dashboard. (pg.AU1)</w:t>
-        <w:br/>
-        <w:t>FANCY THAT: Ford's new top-line luxury model, the F-150 Platinum, has a different grille. (pg.AU2)</w:t>
-        <w:br/>
-        <w:t xml:space="preserve"> WORKING FAST: With a Hemi V-8, the Ram's acceleration is impressive even if the mileage is not. (pg.AU10) CHART: TRUCKS IN TROUBLED TIMES: SURVEYING THE LANDSCAPE IN LIGHT-DUTY PICKUPS (pg.AU2)</w:t>
+        <w:t>PHOTO:  (PHOTOGRAPH BY Claire Merchlinsky FOR THE NEW YORK TIMES)</w:t>
       </w:r>
     </w:p>
     <w:sectPr>
